--- a/ind/docx/63.content.docx
+++ b/ind/docx/63.content.docx
@@ -28,22 +28,6 @@
       </w:r>
     </w:p>
     <w:p>
-      <w:pPr>
-        <w:pStyle w:val="Heading2"/>
-      </w:pPr>
-      <w:r>
-        <w:rPr>
-          <w:lang w:val="id_ID" w:bidi="id_ID"/>
-        </w:rPr>
-        <w:t>License Information</w:t>
-      </w:r>
-      <w:r>
-        <w:rPr>
-          <w:lang w:val="id_ID" w:bidi="id_ID"/>
-        </w:rPr>
-      </w:r>
-    </w:p>
-    <w:p>
       <w:pPr/>
       <w:r>
         <w:rPr>
@@ -61,13 +45,7 @@
         <w:rPr>
           <w:lang w:val="id_ID" w:bidi="id_ID"/>
         </w:rPr>
-        <w:t xml:space="preserve"> (Indonesian) is based on</w:t>
-      </w:r>
-      <w:r>
-        <w:rPr>
-          <w:lang w:val="id_ID" w:bidi="id_ID"/>
-        </w:rPr>
-        <w:t xml:space="preserve">: </w:t>
+        <w:t xml:space="preserve"> (Indonesian) is based on: </w:t>
       </w:r>
       <w:r>
         <w:rPr>
@@ -188,19 +166,6 @@
       <w:pPr>
         <w:pStyle w:val="Heading2"/>
       </w:pPr>
-      <w:r>
-        <w:rPr>
-          <w:lang w:val="id_ID" w:bidi="id_ID"/>
-        </w:rPr>
-      </w:r>
-    </w:p>
-    <w:p>
-      <w:pPr/>
-      <w:r>
-        <w:rPr>
-          <w:lang w:val="id_ID" w:bidi="id_ID"/>
-        </w:rPr>
-      </w:r>
       <w:r>
         <w:rPr>
           <w:lang w:val="id_ID" w:bidi="id_ID"/>

--- a/ind/docx/63.content.docx
+++ b/ind/docx/63.content.docx
@@ -45,19 +45,7 @@
         <w:rPr>
           <w:lang w:val="id_ID" w:bidi="id_ID"/>
         </w:rPr>
-        <w:t xml:space="preserve"> (Indonesian) is based on: </w:t>
-      </w:r>
-      <w:r>
-        <w:rPr>
-          <w:lang w:val="id_ID" w:bidi="id_ID"/>
-        </w:rPr>
-        <w:t>Terjemahan Baru Indonesia</w:t>
-      </w:r>
-      <w:r>
-        <w:rPr>
-          <w:lang w:val="id_ID" w:bidi="id_ID"/>
-        </w:rPr>
-        <w:t xml:space="preserve">, </w:t>
+        <w:t xml:space="preserve"> © </w:t>
       </w:r>
       <w:hyperlink r:id="rId13">
         <w:r>
@@ -75,7 +63,7 @@
         <w:rPr>
           <w:lang w:val="id_ID" w:bidi="id_ID"/>
         </w:rPr>
-        <w:t xml:space="preserve">, None, which is licensed under a </w:t>
+        <w:t xml:space="preserve">, licensed under a </w:t>
       </w:r>
       <w:hyperlink r:id="rId14">
         <w:r>
@@ -94,25 +82,6 @@
           <w:lang w:val="id_ID" w:bidi="id_ID"/>
         </w:rPr>
         <w:t>.</w:t>
-      </w:r>
-      <w:r>
-        <w:rPr>
-          <w:lang w:val="id_ID" w:bidi="id_ID"/>
-        </w:rPr>
-      </w:r>
-    </w:p>
-    <w:p>
-      <w:pPr/>
-      <w:r>
-        <w:rPr>
-          <w:lang w:val="id_ID" w:bidi="id_ID"/>
-        </w:rPr>
-      </w:r>
-      <w:r>
-        <w:rPr>
-          <w:lang w:val="id_ID" w:bidi="id_ID"/>
-        </w:rPr>
-        <w:t>This PDF version is provided under the same license.</w:t>
       </w:r>
       <w:r>
         <w:rPr>
@@ -212,14 +181,6 @@
       </w:pPr>
     </w:p>
     <w:p>
-      <w:pPr/>
-      <w:r>
-        <w:rPr>
-          <w:lang w:val="id_ID" w:bidi="id_ID"/>
-        </w:rPr>
-      </w:r>
-    </w:p>
-    <w:p>
       <w:pPr>
         <w:pStyle w:val="Heading2"/>
       </w:pPr>
@@ -255,16 +216,6 @@
         </w:rPr>
         <w:t xml:space="preserve"> Dari penatua kepada Ibu yang terpilih dan anak-anaknya yang benar-benar aku kasihi. Bukan aku saja yang mengasihi kamu, tetapi juga semua orang yang telah mengenal kebenaran,</w:t>
       </w:r>
-      <w:r>
-        <w:rPr>
-          <w:lang w:val="id_ID" w:bidi="id_ID"/>
-        </w:rPr>
-      </w:r>
-      <w:r>
-        <w:rPr>
-          <w:lang w:val="id_ID" w:bidi="id_ID"/>
-        </w:rPr>
-      </w:r>
     </w:p>
     <w:p>
       <w:pPr/>
@@ -273,6 +224,19 @@
           <w:lang w:val="id_ID" w:bidi="id_ID"/>
         </w:rPr>
       </w:r>
+      <w:r>
+        <w:rPr>
+          <w:vertAlign w:val="superscript"/>
+          <w:lang w:val="id_ID" w:bidi="id_ID"/>
+        </w:rPr>
+        <w:t>2</w:t>
+      </w:r>
+      <w:r>
+        <w:rPr>
+          <w:lang w:val="id_ID" w:bidi="id_ID"/>
+        </w:rPr>
+        <w:t xml:space="preserve"> oleh karena kebenaran yang tetap di dalam kita dan yang akan menyertai kita sampai selama-lamanya.</w:t>
+      </w:r>
     </w:p>
     <w:p>
       <w:pPr/>
@@ -286,23 +250,13 @@
           <w:vertAlign w:val="superscript"/>
           <w:lang w:val="id_ID" w:bidi="id_ID"/>
         </w:rPr>
-        <w:t>2</w:t>
-      </w:r>
-      <w:r>
-        <w:rPr>
-          <w:lang w:val="id_ID" w:bidi="id_ID"/>
-        </w:rPr>
-        <w:t xml:space="preserve"> oleh karena kebenaran yang tetap di dalam kita dan yang akan menyertai kita sampai selama-lamanya.</w:t>
-      </w:r>
-      <w:r>
-        <w:rPr>
-          <w:lang w:val="id_ID" w:bidi="id_ID"/>
-        </w:rPr>
-      </w:r>
-      <w:r>
-        <w:rPr>
-          <w:lang w:val="id_ID" w:bidi="id_ID"/>
-        </w:rPr>
+        <w:t>3</w:t>
+      </w:r>
+      <w:r>
+        <w:rPr>
+          <w:lang w:val="id_ID" w:bidi="id_ID"/>
+        </w:rPr>
+        <w:t xml:space="preserve"> Kasih karunia, rahmat dan damai sejahtera dari Allah Bapa, dan dari Yesus Kristus, Anak Bapa, akan menyertai kita dalam kebenaran dan kasih.</w:t>
       </w:r>
     </w:p>
     <w:p>
@@ -312,6 +266,19 @@
           <w:lang w:val="id_ID" w:bidi="id_ID"/>
         </w:rPr>
       </w:r>
+      <w:r>
+        <w:rPr>
+          <w:vertAlign w:val="superscript"/>
+          <w:lang w:val="id_ID" w:bidi="id_ID"/>
+        </w:rPr>
+        <w:t>4</w:t>
+      </w:r>
+      <w:r>
+        <w:rPr>
+          <w:lang w:val="id_ID" w:bidi="id_ID"/>
+        </w:rPr>
+        <w:t xml:space="preserve"> Aku sangat bersukacita, bahwa aku mendapati, bahwa separuh dari anak-anakmu hidup dalam kebenaran sesuai dengan perintah yang telah kita terima dari Bapa.</w:t>
+      </w:r>
     </w:p>
     <w:p>
       <w:pPr/>
@@ -325,23 +292,13 @@
           <w:vertAlign w:val="superscript"/>
           <w:lang w:val="id_ID" w:bidi="id_ID"/>
         </w:rPr>
-        <w:t>3</w:t>
-      </w:r>
-      <w:r>
-        <w:rPr>
-          <w:lang w:val="id_ID" w:bidi="id_ID"/>
-        </w:rPr>
-        <w:t xml:space="preserve"> Kasih karunia, rahmat dan damai sejahtera dari Allah Bapa, dan dari Yesus Kristus, Anak Bapa, akan menyertai kita dalam kebenaran dan kasih.</w:t>
-      </w:r>
-      <w:r>
-        <w:rPr>
-          <w:lang w:val="id_ID" w:bidi="id_ID"/>
-        </w:rPr>
-      </w:r>
-      <w:r>
-        <w:rPr>
-          <w:lang w:val="id_ID" w:bidi="id_ID"/>
-        </w:rPr>
+        <w:t>5</w:t>
+      </w:r>
+      <w:r>
+        <w:rPr>
+          <w:lang w:val="id_ID" w:bidi="id_ID"/>
+        </w:rPr>
+        <w:t xml:space="preserve"> Dan sekarang aku minta kepadamu, Ibu – bukan seolah-olah aku menuliskan perintah baru bagimu, tetapi menurut perintah yang sudah ada pada kita dari mulanya – supaya kita saling mengasihi.</w:t>
       </w:r>
     </w:p>
     <w:p>
@@ -351,6 +308,19 @@
           <w:lang w:val="id_ID" w:bidi="id_ID"/>
         </w:rPr>
       </w:r>
+      <w:r>
+        <w:rPr>
+          <w:vertAlign w:val="superscript"/>
+          <w:lang w:val="id_ID" w:bidi="id_ID"/>
+        </w:rPr>
+        <w:t>6</w:t>
+      </w:r>
+      <w:r>
+        <w:rPr>
+          <w:lang w:val="id_ID" w:bidi="id_ID"/>
+        </w:rPr>
+        <w:t xml:space="preserve"> Dan inilah kasih itu, yaitu bahwa kita harus hidup menurut perintah-Nya. Dan inilah perintah itu, yaitu bahwa kamu harus hidup di dalam kasih, sebagaimana telah kamu dengar dari mulanya.</w:t>
+      </w:r>
     </w:p>
     <w:p>
       <w:pPr/>
@@ -364,23 +334,13 @@
           <w:vertAlign w:val="superscript"/>
           <w:lang w:val="id_ID" w:bidi="id_ID"/>
         </w:rPr>
-        <w:t>4</w:t>
-      </w:r>
-      <w:r>
-        <w:rPr>
-          <w:lang w:val="id_ID" w:bidi="id_ID"/>
-        </w:rPr>
-        <w:t xml:space="preserve"> Aku sangat bersukacita, bahwa aku mendapati, bahwa separuh dari anak-anakmu hidup dalam kebenaran sesuai dengan perintah yang telah kita terima dari Bapa.</w:t>
-      </w:r>
-      <w:r>
-        <w:rPr>
-          <w:lang w:val="id_ID" w:bidi="id_ID"/>
-        </w:rPr>
-      </w:r>
-      <w:r>
-        <w:rPr>
-          <w:lang w:val="id_ID" w:bidi="id_ID"/>
-        </w:rPr>
+        <w:t>7</w:t>
+      </w:r>
+      <w:r>
+        <w:rPr>
+          <w:lang w:val="id_ID" w:bidi="id_ID"/>
+        </w:rPr>
+        <w:t xml:space="preserve"> Sebab banyak penyesat telah muncul dan pergi ke seluruh dunia, yang tidak mengaku, bahwa Yesus Kristus telah datang sebagai manusia. Itu adalah si penyesat dan antikristus.</w:t>
       </w:r>
     </w:p>
     <w:p>
@@ -390,6 +350,19 @@
           <w:lang w:val="id_ID" w:bidi="id_ID"/>
         </w:rPr>
       </w:r>
+      <w:r>
+        <w:rPr>
+          <w:vertAlign w:val="superscript"/>
+          <w:lang w:val="id_ID" w:bidi="id_ID"/>
+        </w:rPr>
+        <w:t>8</w:t>
+      </w:r>
+      <w:r>
+        <w:rPr>
+          <w:lang w:val="id_ID" w:bidi="id_ID"/>
+        </w:rPr>
+        <w:t xml:space="preserve"> Waspadalah, supaya kamu jangan kehilangan apa yang telah kami kerjakan itu, tetapi supaya kamu mendapat upahmu sepenuhnya.</w:t>
+      </w:r>
     </w:p>
     <w:p>
       <w:pPr/>
@@ -403,23 +376,13 @@
           <w:vertAlign w:val="superscript"/>
           <w:lang w:val="id_ID" w:bidi="id_ID"/>
         </w:rPr>
-        <w:t>5</w:t>
-      </w:r>
-      <w:r>
-        <w:rPr>
-          <w:lang w:val="id_ID" w:bidi="id_ID"/>
-        </w:rPr>
-        <w:t xml:space="preserve"> Dan sekarang aku minta kepadamu, Ibu – bukan seolah-olah aku menuliskan perintah baru bagimu, tetapi menurut perintah yang sudah ada pada kita dari mulanya – supaya kita saling mengasihi.</w:t>
-      </w:r>
-      <w:r>
-        <w:rPr>
-          <w:lang w:val="id_ID" w:bidi="id_ID"/>
-        </w:rPr>
-      </w:r>
-      <w:r>
-        <w:rPr>
-          <w:lang w:val="id_ID" w:bidi="id_ID"/>
-        </w:rPr>
+        <w:t>9</w:t>
+      </w:r>
+      <w:r>
+        <w:rPr>
+          <w:lang w:val="id_ID" w:bidi="id_ID"/>
+        </w:rPr>
+        <w:t xml:space="preserve"> Setiap orang yang tidak tinggal di dalam ajaran Kristus, tetapi yang melangkah keluar dari situ, tidak memiliki Allah. Barangsiapa tinggal di dalam ajaran itu, ia memiliki Bapa maupun Anak.</w:t>
       </w:r>
     </w:p>
     <w:p>
@@ -429,6 +392,19 @@
           <w:lang w:val="id_ID" w:bidi="id_ID"/>
         </w:rPr>
       </w:r>
+      <w:r>
+        <w:rPr>
+          <w:vertAlign w:val="superscript"/>
+          <w:lang w:val="id_ID" w:bidi="id_ID"/>
+        </w:rPr>
+        <w:t>10</w:t>
+      </w:r>
+      <w:r>
+        <w:rPr>
+          <w:lang w:val="id_ID" w:bidi="id_ID"/>
+        </w:rPr>
+        <w:t xml:space="preserve"> Jikalau seorang datang kepadamu dan ia tidak membawa ajaran ini, janganlah kamu menerima dia di dalam rumahmu dan janganlah memberi salam kepadanya.</w:t>
+      </w:r>
     </w:p>
     <w:p>
       <w:pPr/>
@@ -442,23 +418,13 @@
           <w:vertAlign w:val="superscript"/>
           <w:lang w:val="id_ID" w:bidi="id_ID"/>
         </w:rPr>
-        <w:t>6</w:t>
-      </w:r>
-      <w:r>
-        <w:rPr>
-          <w:lang w:val="id_ID" w:bidi="id_ID"/>
-        </w:rPr>
-        <w:t xml:space="preserve"> Dan inilah kasih itu, yaitu bahwa kita harus hidup menurut perintah-Nya. Dan inilah perintah itu, yaitu bahwa kamu harus hidup di dalam kasih, sebagaimana telah kamu dengar dari mulanya.</w:t>
-      </w:r>
-      <w:r>
-        <w:rPr>
-          <w:lang w:val="id_ID" w:bidi="id_ID"/>
-        </w:rPr>
-      </w:r>
-      <w:r>
-        <w:rPr>
-          <w:lang w:val="id_ID" w:bidi="id_ID"/>
-        </w:rPr>
+        <w:t>11</w:t>
+      </w:r>
+      <w:r>
+        <w:rPr>
+          <w:lang w:val="id_ID" w:bidi="id_ID"/>
+        </w:rPr>
+        <w:t xml:space="preserve"> Sebab barangsiapa memberi salam kepadanya, ia mendapat bagian dalam perbuatannya yang jahat.</w:t>
       </w:r>
     </w:p>
     <w:p>
@@ -468,6 +434,19 @@
           <w:lang w:val="id_ID" w:bidi="id_ID"/>
         </w:rPr>
       </w:r>
+      <w:r>
+        <w:rPr>
+          <w:vertAlign w:val="superscript"/>
+          <w:lang w:val="id_ID" w:bidi="id_ID"/>
+        </w:rPr>
+        <w:t>12</w:t>
+      </w:r>
+      <w:r>
+        <w:rPr>
+          <w:lang w:val="id_ID" w:bidi="id_ID"/>
+        </w:rPr>
+        <w:t xml:space="preserve"> Sungguhpun banyak yang harus kutulis kepadamu, aku tidak mau melakukannya dengan kertas dan tinta, tetapi aku berharap datang sendiri kepadamu dan berbicara berhadapan muka dengan kamu, supaya sempurnalah sukacita kita.</w:t>
+      </w:r>
     </w:p>
     <w:p>
       <w:pPr/>
@@ -481,240 +460,6 @@
           <w:vertAlign w:val="superscript"/>
           <w:lang w:val="id_ID" w:bidi="id_ID"/>
         </w:rPr>
-        <w:t>7</w:t>
-      </w:r>
-      <w:r>
-        <w:rPr>
-          <w:lang w:val="id_ID" w:bidi="id_ID"/>
-        </w:rPr>
-        <w:t xml:space="preserve"> Sebab banyak penyesat telah muncul dan pergi ke seluruh dunia, yang tidak mengaku, bahwa Yesus Kristus telah datang sebagai manusia. Itu adalah si penyesat dan antikristus.</w:t>
-      </w:r>
-      <w:r>
-        <w:rPr>
-          <w:lang w:val="id_ID" w:bidi="id_ID"/>
-        </w:rPr>
-      </w:r>
-      <w:r>
-        <w:rPr>
-          <w:lang w:val="id_ID" w:bidi="id_ID"/>
-        </w:rPr>
-      </w:r>
-    </w:p>
-    <w:p>
-      <w:pPr/>
-      <w:r>
-        <w:rPr>
-          <w:lang w:val="id_ID" w:bidi="id_ID"/>
-        </w:rPr>
-      </w:r>
-    </w:p>
-    <w:p>
-      <w:pPr/>
-      <w:r>
-        <w:rPr>
-          <w:lang w:val="id_ID" w:bidi="id_ID"/>
-        </w:rPr>
-      </w:r>
-      <w:r>
-        <w:rPr>
-          <w:vertAlign w:val="superscript"/>
-          <w:lang w:val="id_ID" w:bidi="id_ID"/>
-        </w:rPr>
-        <w:t>8</w:t>
-      </w:r>
-      <w:r>
-        <w:rPr>
-          <w:lang w:val="id_ID" w:bidi="id_ID"/>
-        </w:rPr>
-        <w:t xml:space="preserve"> Waspadalah, supaya kamu jangan kehilangan apa yang telah kami kerjakan itu, tetapi supaya kamu mendapat upahmu sepenuhnya.</w:t>
-      </w:r>
-      <w:r>
-        <w:rPr>
-          <w:lang w:val="id_ID" w:bidi="id_ID"/>
-        </w:rPr>
-      </w:r>
-      <w:r>
-        <w:rPr>
-          <w:lang w:val="id_ID" w:bidi="id_ID"/>
-        </w:rPr>
-      </w:r>
-    </w:p>
-    <w:p>
-      <w:pPr/>
-      <w:r>
-        <w:rPr>
-          <w:lang w:val="id_ID" w:bidi="id_ID"/>
-        </w:rPr>
-      </w:r>
-    </w:p>
-    <w:p>
-      <w:pPr/>
-      <w:r>
-        <w:rPr>
-          <w:lang w:val="id_ID" w:bidi="id_ID"/>
-        </w:rPr>
-      </w:r>
-      <w:r>
-        <w:rPr>
-          <w:vertAlign w:val="superscript"/>
-          <w:lang w:val="id_ID" w:bidi="id_ID"/>
-        </w:rPr>
-        <w:t>9</w:t>
-      </w:r>
-      <w:r>
-        <w:rPr>
-          <w:lang w:val="id_ID" w:bidi="id_ID"/>
-        </w:rPr>
-        <w:t xml:space="preserve"> Setiap orang yang tidak tinggal di dalam ajaran Kristus, tetapi yang melangkah keluar dari situ, tidak memiliki Allah. Barangsiapa tinggal di dalam ajaran itu, ia memiliki Bapa maupun Anak.</w:t>
-      </w:r>
-      <w:r>
-        <w:rPr>
-          <w:lang w:val="id_ID" w:bidi="id_ID"/>
-        </w:rPr>
-      </w:r>
-      <w:r>
-        <w:rPr>
-          <w:lang w:val="id_ID" w:bidi="id_ID"/>
-        </w:rPr>
-      </w:r>
-    </w:p>
-    <w:p>
-      <w:pPr/>
-      <w:r>
-        <w:rPr>
-          <w:lang w:val="id_ID" w:bidi="id_ID"/>
-        </w:rPr>
-      </w:r>
-    </w:p>
-    <w:p>
-      <w:pPr/>
-      <w:r>
-        <w:rPr>
-          <w:lang w:val="id_ID" w:bidi="id_ID"/>
-        </w:rPr>
-      </w:r>
-      <w:r>
-        <w:rPr>
-          <w:vertAlign w:val="superscript"/>
-          <w:lang w:val="id_ID" w:bidi="id_ID"/>
-        </w:rPr>
-        <w:t>10</w:t>
-      </w:r>
-      <w:r>
-        <w:rPr>
-          <w:lang w:val="id_ID" w:bidi="id_ID"/>
-        </w:rPr>
-        <w:t xml:space="preserve"> Jikalau seorang datang kepadamu dan ia tidak membawa ajaran ini, janganlah kamu menerima dia di dalam rumahmu dan janganlah memberi salam kepadanya.</w:t>
-      </w:r>
-      <w:r>
-        <w:rPr>
-          <w:lang w:val="id_ID" w:bidi="id_ID"/>
-        </w:rPr>
-      </w:r>
-      <w:r>
-        <w:rPr>
-          <w:lang w:val="id_ID" w:bidi="id_ID"/>
-        </w:rPr>
-      </w:r>
-    </w:p>
-    <w:p>
-      <w:pPr/>
-      <w:r>
-        <w:rPr>
-          <w:lang w:val="id_ID" w:bidi="id_ID"/>
-        </w:rPr>
-      </w:r>
-    </w:p>
-    <w:p>
-      <w:pPr/>
-      <w:r>
-        <w:rPr>
-          <w:lang w:val="id_ID" w:bidi="id_ID"/>
-        </w:rPr>
-      </w:r>
-      <w:r>
-        <w:rPr>
-          <w:vertAlign w:val="superscript"/>
-          <w:lang w:val="id_ID" w:bidi="id_ID"/>
-        </w:rPr>
-        <w:t>11</w:t>
-      </w:r>
-      <w:r>
-        <w:rPr>
-          <w:lang w:val="id_ID" w:bidi="id_ID"/>
-        </w:rPr>
-        <w:t xml:space="preserve"> Sebab barangsiapa memberi salam kepadanya, ia mendapat bagian dalam perbuatannya yang jahat.</w:t>
-      </w:r>
-      <w:r>
-        <w:rPr>
-          <w:lang w:val="id_ID" w:bidi="id_ID"/>
-        </w:rPr>
-      </w:r>
-      <w:r>
-        <w:rPr>
-          <w:lang w:val="id_ID" w:bidi="id_ID"/>
-        </w:rPr>
-      </w:r>
-    </w:p>
-    <w:p>
-      <w:pPr/>
-      <w:r>
-        <w:rPr>
-          <w:lang w:val="id_ID" w:bidi="id_ID"/>
-        </w:rPr>
-      </w:r>
-    </w:p>
-    <w:p>
-      <w:pPr/>
-      <w:r>
-        <w:rPr>
-          <w:lang w:val="id_ID" w:bidi="id_ID"/>
-        </w:rPr>
-      </w:r>
-      <w:r>
-        <w:rPr>
-          <w:vertAlign w:val="superscript"/>
-          <w:lang w:val="id_ID" w:bidi="id_ID"/>
-        </w:rPr>
-        <w:t>12</w:t>
-      </w:r>
-      <w:r>
-        <w:rPr>
-          <w:lang w:val="id_ID" w:bidi="id_ID"/>
-        </w:rPr>
-        <w:t xml:space="preserve"> Sungguhpun banyak yang harus kutulis kepadamu, aku tidak mau melakukannya dengan kertas dan tinta, tetapi aku berharap datang sendiri kepadamu dan berbicara berhadapan muka dengan kamu, supaya sempurnalah sukacita kita.</w:t>
-      </w:r>
-      <w:r>
-        <w:rPr>
-          <w:lang w:val="id_ID" w:bidi="id_ID"/>
-        </w:rPr>
-      </w:r>
-      <w:r>
-        <w:rPr>
-          <w:lang w:val="id_ID" w:bidi="id_ID"/>
-        </w:rPr>
-      </w:r>
-    </w:p>
-    <w:p>
-      <w:pPr/>
-      <w:r>
-        <w:rPr>
-          <w:lang w:val="id_ID" w:bidi="id_ID"/>
-        </w:rPr>
-      </w:r>
-    </w:p>
-    <w:p>
-      <w:pPr/>
-      <w:r>
-        <w:rPr>
-          <w:lang w:val="id_ID" w:bidi="id_ID"/>
-        </w:rPr>
-      </w:r>
-      <w:r>
-        <w:rPr>
-          <w:vertAlign w:val="superscript"/>
-          <w:lang w:val="id_ID" w:bidi="id_ID"/>
-        </w:rPr>
         <w:t>13</w:t>
       </w:r>
       <w:r>
@@ -722,16 +467,6 @@
           <w:lang w:val="id_ID" w:bidi="id_ID"/>
         </w:rPr>
         <w:t xml:space="preserve"> Salam kepada kamu dari anak-anak saudaramu yang terpilih.</w:t>
-      </w:r>
-      <w:r>
-        <w:rPr>
-          <w:lang w:val="id_ID" w:bidi="id_ID"/>
-        </w:rPr>
-      </w:r>
-      <w:r>
-        <w:rPr>
-          <w:lang w:val="id_ID" w:bidi="id_ID"/>
-        </w:rPr>
       </w:r>
     </w:p>
     <w:sectPr>
